--- a/Files/02 - Shemos/12 - Vayakhel-Pekudei/5783/Vayakhel-Pekudei 5783.docx
+++ b/Files/02 - Shemos/12 - Vayakhel-Pekudei/5783/Vayakhel-Pekudei 5783.docx
@@ -12,7 +12,7 @@
         <w:rPr>
           <w:rFonts w:ascii="Times New Roman" w:hAnsi="Times New Roman" w:cs="Times New Roman"/>
         </w:rPr>
-        <w:t>Vayakel/Pekudei 5783</w:t>
+        <w:t>Vayakhel/Pekudei 5783</w:t>
       </w:r>
     </w:p>
     <w:p>
